--- a/개인/취업·경력/포트폴리오 표지.docx
+++ b/개인/취업·경력/포트폴리오 표지.docx
@@ -4,7 +4,7 @@
   <w:body>
     <w:p>
       <w:pPr>
-        <w:spacing w:after="26" w:before="0" w:line="312" w:lineRule="auto"/>
+        <w:spacing w:after="34" w:before="0" w:line="312" w:lineRule="auto"/>
         <w:jc w:val="center"/>
       </w:pPr>
       <w:r>
@@ -19,7 +19,7 @@
     </w:p>
     <w:p>
       <w:pPr>
-        <w:spacing w:after="66" w:before="0" w:line="312" w:lineRule="auto"/>
+        <w:spacing w:after="85" w:before="0" w:line="312" w:lineRule="auto"/>
         <w:jc w:val="left"/>
         <w:pBdr>
           <w:bottom w:val="single" w:sz="14" w:space="2" w:color="24384F"/>
@@ -35,7 +35,7 @@
     </w:p>
     <w:p>
       <w:pPr>
-        <w:spacing w:after="132" w:before="0" w:line="312" w:lineRule="auto"/>
+        <w:spacing w:after="170" w:before="0" w:line="312" w:lineRule="auto"/>
         <w:jc w:val="left"/>
       </w:pPr>
       <w:r>
@@ -60,7 +60,7 @@
       </w:tblGrid>
       <w:tr>
         <w:trPr>
-          <w:trHeight w:val="449" w:hRule="atLeast"/>
+          <w:trHeight w:val="578" w:hRule="atLeast"/>
         </w:trPr>
         <w:tc>
           <w:tcPr>
@@ -120,7 +120,7 @@
       </w:tr>
       <w:tr>
         <w:trPr>
-          <w:trHeight w:val="449" w:hRule="atLeast"/>
+          <w:trHeight w:val="578" w:hRule="atLeast"/>
         </w:trPr>
         <w:tc>
           <w:tcPr>
@@ -180,7 +180,7 @@
       </w:tr>
       <w:tr>
         <w:trPr>
-          <w:trHeight w:val="449" w:hRule="atLeast"/>
+          <w:trHeight w:val="578" w:hRule="atLeast"/>
         </w:trPr>
         <w:tc>
           <w:tcPr>
@@ -241,7 +241,7 @@
     </w:tbl>
     <w:p>
       <w:pPr>
-        <w:spacing w:after="26" w:before="0" w:line="312" w:lineRule="auto"/>
+        <w:spacing w:after="34" w:before="0" w:line="312" w:lineRule="auto"/>
         <w:jc w:val="left"/>
       </w:pPr>
       <w:r>
@@ -254,7 +254,7 @@
     </w:p>
     <w:p>
       <w:pPr>
-        <w:spacing w:after="132" w:before="0" w:line="312" w:lineRule="auto"/>
+        <w:spacing w:after="170" w:before="0" w:line="312" w:lineRule="auto"/>
         <w:jc w:val="left"/>
       </w:pPr>
       <w:r>
@@ -267,7 +267,7 @@
     </w:p>
     <w:p>
       <w:pPr>
-        <w:spacing w:after="26" w:before="53" w:line="312" w:lineRule="auto"/>
+        <w:spacing w:after="34" w:before="68" w:line="312" w:lineRule="auto"/>
         <w:jc w:val="left"/>
         <w:pBdr>
           <w:bottom w:val="single" w:sz="6" w:space="2" w:color="C9D2DD"/>
@@ -308,7 +308,7 @@
       </w:tblGrid>
       <w:tr>
         <w:trPr>
-          <w:trHeight w:val="336" w:hRule="atLeast"/>
+          <w:trHeight w:val="433" w:hRule="atLeast"/>
         </w:trPr>
         <w:tc>
           <w:tcPr>
@@ -423,7 +423,7 @@
       </w:tr>
       <w:tr>
         <w:trPr>
-          <w:trHeight w:val="336" w:hRule="atLeast"/>
+          <w:trHeight w:val="433" w:hRule="atLeast"/>
         </w:trPr>
         <w:tc>
           <w:tcPr>
@@ -538,7 +538,7 @@
       </w:tr>
       <w:tr>
         <w:trPr>
-          <w:trHeight w:val="336" w:hRule="atLeast"/>
+          <w:trHeight w:val="433" w:hRule="atLeast"/>
         </w:trPr>
         <w:tc>
           <w:tcPr>
@@ -599,7 +599,7 @@
       </w:tr>
       <w:tr>
         <w:trPr>
-          <w:trHeight w:val="336" w:hRule="atLeast"/>
+          <w:trHeight w:val="433" w:hRule="atLeast"/>
         </w:trPr>
         <w:tc>
           <w:tcPr>
@@ -715,7 +715,7 @@
     </w:tbl>
     <w:p>
       <w:pPr>
-        <w:spacing w:after="26" w:before="0" w:line="312" w:lineRule="auto"/>
+        <w:spacing w:after="34" w:before="0" w:line="312" w:lineRule="auto"/>
         <w:jc w:val="left"/>
       </w:pPr>
       <w:r>
@@ -728,7 +728,7 @@
     </w:p>
     <w:p>
       <w:pPr>
-        <w:spacing w:after="26" w:before="53" w:line="312" w:lineRule="auto"/>
+        <w:spacing w:after="34" w:before="68" w:line="312" w:lineRule="auto"/>
         <w:jc w:val="left"/>
         <w:pBdr>
           <w:bottom w:val="single" w:sz="6" w:space="2" w:color="C9D2DD"/>
@@ -770,7 +770,7 @@
       </w:tblGrid>
       <w:tr>
         <w:trPr>
-          <w:trHeight w:val="299" w:hRule="atLeast"/>
+          <w:trHeight w:val="385" w:hRule="atLeast"/>
         </w:trPr>
         <w:tc>
           <w:tcPr>
@@ -920,7 +920,7 @@
       </w:tr>
       <w:tr>
         <w:trPr>
-          <w:trHeight w:val="299" w:hRule="atLeast"/>
+          <w:trHeight w:val="385" w:hRule="atLeast"/>
         </w:trPr>
         <w:tc>
           <w:tcPr>
@@ -936,7 +936,7 @@
           <w:p>
             <w:pPr>
               <w:spacing w:after="0" w:line="312" w:lineRule="auto"/>
-              <w:jc w:val="left"/>
+              <w:jc w:val="center"/>
             </w:pPr>
             <w:r/>
             <w:r>
@@ -962,7 +962,7 @@
           <w:p>
             <w:pPr>
               <w:spacing w:after="0" w:line="312" w:lineRule="auto"/>
-              <w:jc w:val="left"/>
+              <w:jc w:val="center"/>
             </w:pPr>
             <w:r/>
             <w:r>
@@ -988,7 +988,7 @@
           <w:p>
             <w:pPr>
               <w:spacing w:after="0" w:line="312" w:lineRule="auto"/>
-              <w:jc w:val="left"/>
+              <w:jc w:val="center"/>
             </w:pPr>
             <w:r/>
             <w:r>
@@ -1014,7 +1014,7 @@
           <w:p>
             <w:pPr>
               <w:spacing w:after="0" w:line="312" w:lineRule="auto"/>
-              <w:jc w:val="left"/>
+              <w:jc w:val="center"/>
             </w:pPr>
             <w:r/>
             <w:r>
@@ -1040,7 +1040,7 @@
           <w:p>
             <w:pPr>
               <w:spacing w:after="0" w:line="312" w:lineRule="auto"/>
-              <w:jc w:val="left"/>
+              <w:jc w:val="center"/>
             </w:pPr>
             <w:r/>
             <w:r>
@@ -1055,7 +1055,7 @@
       </w:tr>
       <w:tr>
         <w:trPr>
-          <w:trHeight w:val="299" w:hRule="atLeast"/>
+          <w:trHeight w:val="385" w:hRule="atLeast"/>
         </w:trPr>
         <w:tc>
           <w:tcPr>
@@ -1071,7 +1071,7 @@
           <w:p>
             <w:pPr>
               <w:spacing w:after="0" w:line="312" w:lineRule="auto"/>
-              <w:jc w:val="left"/>
+              <w:jc w:val="center"/>
             </w:pPr>
             <w:r/>
             <w:r>
@@ -1097,7 +1097,7 @@
           <w:p>
             <w:pPr>
               <w:spacing w:after="0" w:line="312" w:lineRule="auto"/>
-              <w:jc w:val="left"/>
+              <w:jc w:val="center"/>
             </w:pPr>
             <w:r/>
             <w:r>
@@ -1123,7 +1123,7 @@
           <w:p>
             <w:pPr>
               <w:spacing w:after="0" w:line="312" w:lineRule="auto"/>
-              <w:jc w:val="left"/>
+              <w:jc w:val="center"/>
             </w:pPr>
             <w:r/>
             <w:r>
@@ -1149,7 +1149,7 @@
           <w:p>
             <w:pPr>
               <w:spacing w:after="0" w:line="312" w:lineRule="auto"/>
-              <w:jc w:val="left"/>
+              <w:jc w:val="center"/>
             </w:pPr>
             <w:r/>
             <w:r>
@@ -1175,7 +1175,7 @@
           <w:p>
             <w:pPr>
               <w:spacing w:after="0" w:line="312" w:lineRule="auto"/>
-              <w:jc w:val="left"/>
+              <w:jc w:val="center"/>
             </w:pPr>
             <w:r/>
             <w:r>
@@ -1190,7 +1190,7 @@
       </w:tr>
       <w:tr>
         <w:trPr>
-          <w:trHeight w:val="299" w:hRule="atLeast"/>
+          <w:trHeight w:val="385" w:hRule="atLeast"/>
         </w:trPr>
         <w:tc>
           <w:tcPr>
@@ -1206,7 +1206,7 @@
           <w:p>
             <w:pPr>
               <w:spacing w:after="0" w:line="312" w:lineRule="auto"/>
-              <w:jc w:val="left"/>
+              <w:jc w:val="center"/>
             </w:pPr>
             <w:r/>
             <w:r>
@@ -1232,7 +1232,7 @@
           <w:p>
             <w:pPr>
               <w:spacing w:after="0" w:line="312" w:lineRule="auto"/>
-              <w:jc w:val="left"/>
+              <w:jc w:val="center"/>
             </w:pPr>
             <w:r/>
             <w:r>
@@ -1258,7 +1258,7 @@
           <w:p>
             <w:pPr>
               <w:spacing w:after="0" w:line="312" w:lineRule="auto"/>
-              <w:jc w:val="left"/>
+              <w:jc w:val="center"/>
             </w:pPr>
             <w:r/>
             <w:r>
@@ -1284,7 +1284,7 @@
           <w:p>
             <w:pPr>
               <w:spacing w:after="0" w:line="312" w:lineRule="auto"/>
-              <w:jc w:val="left"/>
+              <w:jc w:val="center"/>
             </w:pPr>
             <w:r/>
             <w:r>
@@ -1310,7 +1310,7 @@
           <w:p>
             <w:pPr>
               <w:spacing w:after="0" w:line="312" w:lineRule="auto"/>
-              <w:jc w:val="left"/>
+              <w:jc w:val="center"/>
             </w:pPr>
             <w:r/>
             <w:r>
@@ -1325,7 +1325,7 @@
       </w:tr>
       <w:tr>
         <w:trPr>
-          <w:trHeight w:val="299" w:hRule="atLeast"/>
+          <w:trHeight w:val="385" w:hRule="atLeast"/>
         </w:trPr>
         <w:tc>
           <w:tcPr>
@@ -1341,7 +1341,7 @@
           <w:p>
             <w:pPr>
               <w:spacing w:after="0" w:line="312" w:lineRule="auto"/>
-              <w:jc w:val="left"/>
+              <w:jc w:val="center"/>
             </w:pPr>
             <w:r/>
             <w:r>
@@ -1367,7 +1367,7 @@
           <w:p>
             <w:pPr>
               <w:spacing w:after="0" w:line="312" w:lineRule="auto"/>
-              <w:jc w:val="left"/>
+              <w:jc w:val="center"/>
             </w:pPr>
             <w:r/>
             <w:r>
@@ -1393,7 +1393,7 @@
           <w:p>
             <w:pPr>
               <w:spacing w:after="0" w:line="312" w:lineRule="auto"/>
-              <w:jc w:val="left"/>
+              <w:jc w:val="center"/>
             </w:pPr>
             <w:r/>
             <w:r>
@@ -1419,7 +1419,7 @@
           <w:p>
             <w:pPr>
               <w:spacing w:after="0" w:line="312" w:lineRule="auto"/>
-              <w:jc w:val="left"/>
+              <w:jc w:val="center"/>
             </w:pPr>
             <w:r/>
             <w:r>
@@ -1445,7 +1445,7 @@
           <w:p>
             <w:pPr>
               <w:spacing w:after="0" w:line="312" w:lineRule="auto"/>
-              <w:jc w:val="left"/>
+              <w:jc w:val="center"/>
             </w:pPr>
             <w:r/>
             <w:r>
@@ -1460,7 +1460,7 @@
       </w:tr>
       <w:tr>
         <w:trPr>
-          <w:trHeight w:val="299" w:hRule="atLeast"/>
+          <w:trHeight w:val="385" w:hRule="atLeast"/>
         </w:trPr>
         <w:tc>
           <w:tcPr>
@@ -1476,7 +1476,7 @@
           <w:p>
             <w:pPr>
               <w:spacing w:after="0" w:line="312" w:lineRule="auto"/>
-              <w:jc w:val="left"/>
+              <w:jc w:val="center"/>
             </w:pPr>
             <w:r/>
             <w:r>
@@ -1502,7 +1502,7 @@
           <w:p>
             <w:pPr>
               <w:spacing w:after="0" w:line="312" w:lineRule="auto"/>
-              <w:jc w:val="left"/>
+              <w:jc w:val="center"/>
             </w:pPr>
             <w:r/>
             <w:r>
@@ -1528,7 +1528,7 @@
           <w:p>
             <w:pPr>
               <w:spacing w:after="0" w:line="312" w:lineRule="auto"/>
-              <w:jc w:val="left"/>
+              <w:jc w:val="center"/>
             </w:pPr>
             <w:r/>
             <w:r>
@@ -1554,7 +1554,7 @@
           <w:p>
             <w:pPr>
               <w:spacing w:after="0" w:line="312" w:lineRule="auto"/>
-              <w:jc w:val="left"/>
+              <w:jc w:val="center"/>
             </w:pPr>
             <w:r/>
             <w:r>
@@ -1580,7 +1580,7 @@
           <w:p>
             <w:pPr>
               <w:spacing w:after="0" w:line="312" w:lineRule="auto"/>
-              <w:jc w:val="left"/>
+              <w:jc w:val="center"/>
             </w:pPr>
             <w:r/>
             <w:r>
@@ -1595,7 +1595,7 @@
       </w:tr>
       <w:tr>
         <w:trPr>
-          <w:trHeight w:val="299" w:hRule="atLeast"/>
+          <w:trHeight w:val="385" w:hRule="atLeast"/>
         </w:trPr>
         <w:tc>
           <w:tcPr>
@@ -1611,7 +1611,7 @@
           <w:p>
             <w:pPr>
               <w:spacing w:after="0" w:line="312" w:lineRule="auto"/>
-              <w:jc w:val="left"/>
+              <w:jc w:val="center"/>
             </w:pPr>
             <w:r/>
             <w:r>
@@ -1637,7 +1637,7 @@
           <w:p>
             <w:pPr>
               <w:spacing w:after="0" w:line="312" w:lineRule="auto"/>
-              <w:jc w:val="left"/>
+              <w:jc w:val="center"/>
             </w:pPr>
             <w:r/>
             <w:r>
@@ -1663,7 +1663,7 @@
           <w:p>
             <w:pPr>
               <w:spacing w:after="0" w:line="312" w:lineRule="auto"/>
-              <w:jc w:val="left"/>
+              <w:jc w:val="center"/>
             </w:pPr>
             <w:r/>
             <w:r>
@@ -1689,7 +1689,7 @@
           <w:p>
             <w:pPr>
               <w:spacing w:after="0" w:line="312" w:lineRule="auto"/>
-              <w:jc w:val="left"/>
+              <w:jc w:val="center"/>
             </w:pPr>
             <w:r/>
             <w:r>
@@ -1715,7 +1715,7 @@
           <w:p>
             <w:pPr>
               <w:spacing w:after="0" w:line="312" w:lineRule="auto"/>
-              <w:jc w:val="left"/>
+              <w:jc w:val="center"/>
             </w:pPr>
             <w:r/>
             <w:r>
@@ -1730,7 +1730,7 @@
       </w:tr>
       <w:tr>
         <w:trPr>
-          <w:trHeight w:val="299" w:hRule="atLeast"/>
+          <w:trHeight w:val="385" w:hRule="atLeast"/>
         </w:trPr>
         <w:tc>
           <w:tcPr>
@@ -1746,7 +1746,7 @@
           <w:p>
             <w:pPr>
               <w:spacing w:after="0" w:line="312" w:lineRule="auto"/>
-              <w:jc w:val="left"/>
+              <w:jc w:val="center"/>
             </w:pPr>
             <w:r/>
             <w:r>
@@ -1772,7 +1772,7 @@
           <w:p>
             <w:pPr>
               <w:spacing w:after="0" w:line="312" w:lineRule="auto"/>
-              <w:jc w:val="left"/>
+              <w:jc w:val="center"/>
             </w:pPr>
             <w:r/>
             <w:r>
@@ -1798,7 +1798,7 @@
           <w:p>
             <w:pPr>
               <w:spacing w:after="0" w:line="312" w:lineRule="auto"/>
-              <w:jc w:val="left"/>
+              <w:jc w:val="center"/>
             </w:pPr>
             <w:r/>
             <w:r>
@@ -1824,7 +1824,7 @@
           <w:p>
             <w:pPr>
               <w:spacing w:after="0" w:line="312" w:lineRule="auto"/>
-              <w:jc w:val="left"/>
+              <w:jc w:val="center"/>
             </w:pPr>
             <w:r/>
             <w:r>
@@ -1850,7 +1850,7 @@
           <w:p>
             <w:pPr>
               <w:spacing w:after="0" w:line="312" w:lineRule="auto"/>
-              <w:jc w:val="left"/>
+              <w:jc w:val="center"/>
             </w:pPr>
             <w:r/>
             <w:r>
@@ -1865,7 +1865,7 @@
       </w:tr>
       <w:tr>
         <w:trPr>
-          <w:trHeight w:val="299" w:hRule="atLeast"/>
+          <w:trHeight w:val="385" w:hRule="atLeast"/>
         </w:trPr>
         <w:tc>
           <w:tcPr>
@@ -1881,7 +1881,7 @@
           <w:p>
             <w:pPr>
               <w:spacing w:after="0" w:line="312" w:lineRule="auto"/>
-              <w:jc w:val="left"/>
+              <w:jc w:val="center"/>
             </w:pPr>
             <w:r/>
             <w:r>
@@ -1907,7 +1907,7 @@
           <w:p>
             <w:pPr>
               <w:spacing w:after="0" w:line="312" w:lineRule="auto"/>
-              <w:jc w:val="left"/>
+              <w:jc w:val="center"/>
             </w:pPr>
             <w:r/>
             <w:r>
@@ -1933,7 +1933,7 @@
           <w:p>
             <w:pPr>
               <w:spacing w:after="0" w:line="312" w:lineRule="auto"/>
-              <w:jc w:val="left"/>
+              <w:jc w:val="center"/>
             </w:pPr>
             <w:r/>
             <w:r>
@@ -1959,7 +1959,7 @@
           <w:p>
             <w:pPr>
               <w:spacing w:after="0" w:line="312" w:lineRule="auto"/>
-              <w:jc w:val="left"/>
+              <w:jc w:val="center"/>
             </w:pPr>
             <w:r/>
             <w:r>
@@ -1985,7 +1985,7 @@
           <w:p>
             <w:pPr>
               <w:spacing w:after="0" w:line="312" w:lineRule="auto"/>
-              <w:jc w:val="left"/>
+              <w:jc w:val="center"/>
             </w:pPr>
             <w:r/>
             <w:r>
@@ -2000,7 +2000,7 @@
       </w:tr>
       <w:tr>
         <w:trPr>
-          <w:trHeight w:val="299" w:hRule="atLeast"/>
+          <w:trHeight w:val="385" w:hRule="atLeast"/>
         </w:trPr>
         <w:tc>
           <w:tcPr>
@@ -2016,7 +2016,7 @@
           <w:p>
             <w:pPr>
               <w:spacing w:after="0" w:line="312" w:lineRule="auto"/>
-              <w:jc w:val="left"/>
+              <w:jc w:val="center"/>
             </w:pPr>
             <w:r/>
             <w:r>
@@ -2042,7 +2042,7 @@
           <w:p>
             <w:pPr>
               <w:spacing w:after="0" w:line="312" w:lineRule="auto"/>
-              <w:jc w:val="left"/>
+              <w:jc w:val="center"/>
             </w:pPr>
             <w:r/>
             <w:r>
@@ -2068,7 +2068,7 @@
           <w:p>
             <w:pPr>
               <w:spacing w:after="0" w:line="312" w:lineRule="auto"/>
-              <w:jc w:val="left"/>
+              <w:jc w:val="center"/>
             </w:pPr>
             <w:r/>
             <w:r>
@@ -2094,7 +2094,7 @@
           <w:p>
             <w:pPr>
               <w:spacing w:after="0" w:line="312" w:lineRule="auto"/>
-              <w:jc w:val="left"/>
+              <w:jc w:val="center"/>
             </w:pPr>
             <w:r/>
             <w:r>
@@ -2120,7 +2120,7 @@
           <w:p>
             <w:pPr>
               <w:spacing w:after="0" w:line="312" w:lineRule="auto"/>
-              <w:jc w:val="left"/>
+              <w:jc w:val="center"/>
             </w:pPr>
             <w:r/>
             <w:r>
@@ -2135,7 +2135,7 @@
       </w:tr>
       <w:tr>
         <w:trPr>
-          <w:trHeight w:val="299" w:hRule="atLeast"/>
+          <w:trHeight w:val="385" w:hRule="atLeast"/>
         </w:trPr>
         <w:tc>
           <w:tcPr>
@@ -2151,7 +2151,7 @@
           <w:p>
             <w:pPr>
               <w:spacing w:after="0" w:line="312" w:lineRule="auto"/>
-              <w:jc w:val="left"/>
+              <w:jc w:val="center"/>
             </w:pPr>
             <w:r/>
             <w:r>
@@ -2177,7 +2177,7 @@
           <w:p>
             <w:pPr>
               <w:spacing w:after="0" w:line="312" w:lineRule="auto"/>
-              <w:jc w:val="left"/>
+              <w:jc w:val="center"/>
             </w:pPr>
             <w:r/>
             <w:r>
@@ -2203,7 +2203,7 @@
           <w:p>
             <w:pPr>
               <w:spacing w:after="0" w:line="312" w:lineRule="auto"/>
-              <w:jc w:val="left"/>
+              <w:jc w:val="center"/>
             </w:pPr>
             <w:r/>
             <w:r>
@@ -2229,7 +2229,7 @@
           <w:p>
             <w:pPr>
               <w:spacing w:after="0" w:line="312" w:lineRule="auto"/>
-              <w:jc w:val="left"/>
+              <w:jc w:val="center"/>
             </w:pPr>
             <w:r/>
             <w:r>
@@ -2255,7 +2255,7 @@
           <w:p>
             <w:pPr>
               <w:spacing w:after="0" w:line="312" w:lineRule="auto"/>
-              <w:jc w:val="left"/>
+              <w:jc w:val="center"/>
             </w:pPr>
             <w:r/>
             <w:r>
@@ -2271,7 +2271,7 @@
     </w:tbl>
     <w:p>
       <w:pPr>
-        <w:spacing w:after="26" w:before="0" w:line="312" w:lineRule="auto"/>
+        <w:spacing w:after="34" w:before="0" w:line="312" w:lineRule="auto"/>
         <w:jc w:val="left"/>
       </w:pPr>
       <w:r>
@@ -2284,7 +2284,7 @@
     </w:p>
     <w:p>
       <w:pPr>
-        <w:spacing w:after="26" w:before="0" w:line="312" w:lineRule="auto"/>
+        <w:spacing w:after="34" w:before="0" w:line="312" w:lineRule="auto"/>
         <w:jc w:val="left"/>
       </w:pPr>
       <w:r>
@@ -2310,7 +2310,7 @@
       </w:tblGrid>
       <w:tr>
         <w:trPr>
-          <w:trHeight w:val="898" w:hRule="atLeast"/>
+          <w:trHeight w:val="1156" w:hRule="atLeast"/>
         </w:trPr>
         <w:tc>
           <w:tcPr>
@@ -2333,7 +2333,7 @@
               <w:rPr>
                 <w:rFonts w:ascii="Malgun Gothic" w:hAnsi="Malgun Gothic" w:eastAsia="Malgun Gothic" w:cs="Malgun Gothic"/>
                 <w:b w:val="0"/>
-                <w:sz w:val="20"/>
+                <w:sz w:val="19"/>
               </w:rPr>
             </w:r>
           </w:p>
@@ -2342,7 +2342,7 @@
     </w:tbl>
     <w:p>
       <w:pPr>
-        <w:spacing w:after="26" w:before="0" w:line="312" w:lineRule="auto"/>
+        <w:spacing w:after="34" w:before="0" w:line="312" w:lineRule="auto"/>
         <w:jc w:val="left"/>
       </w:pPr>
       <w:r>
@@ -2355,7 +2355,7 @@
     </w:p>
     <w:p>
       <w:pPr>
-        <w:spacing w:after="53" w:before="53" w:line="312" w:lineRule="auto"/>
+        <w:spacing w:after="68" w:before="68" w:line="312" w:lineRule="auto"/>
         <w:jc w:val="center"/>
       </w:pPr>
       <w:r>
@@ -2369,7 +2369,7 @@
     </w:p>
     <w:p>
       <w:pPr>
-        <w:spacing w:after="53" w:before="0" w:line="312" w:lineRule="auto"/>
+        <w:spacing w:after="68" w:before="0" w:line="312" w:lineRule="auto"/>
         <w:jc w:val="right"/>
       </w:pPr>
       <w:r>
@@ -2383,7 +2383,7 @@
     </w:p>
     <w:p>
       <w:pPr>
-        <w:spacing w:after="0" w:before="40" w:line="312" w:lineRule="auto"/>
+        <w:spacing w:after="0" w:before="51" w:line="312" w:lineRule="auto"/>
         <w:jc w:val="left"/>
       </w:pPr>
       <w:r>
